--- a/6_semester/Автоматизированные системы управления элементами промышленных и административных объектов/ПР4/ПР4_Павлов_НС.docx
+++ b/6_semester/Автоматизированные системы управления элементами промышленных и административных объектов/ПР4/ПР4_Павлов_НС.docx
@@ -758,7 +758,21 @@
           <w:sz w:val="28"/>
         </w:rPr>
         <w:tab/>
-        <w:t>«____»____________ 202</w:t>
+        <w:t>«___</w:t>
+      </w:r>
+      <w:proofErr w:type="gramStart"/>
+      <w:r>
+        <w:rPr>
+          <w:sz w:val="28"/>
+        </w:rPr>
+        <w:t>_»_</w:t>
+      </w:r>
+      <w:proofErr w:type="gramEnd"/>
+      <w:r>
+        <w:rPr>
+          <w:sz w:val="28"/>
+        </w:rPr>
+        <w:t>___________ 202</w:t>
       </w:r>
       <w:r>
         <w:rPr>
@@ -1081,7 +1095,15 @@
         <w:pStyle w:val="a1"/>
       </w:pPr>
       <w:r>
-        <w:t>Участники (Actors): Тренер, Менеджер по закупкам.</w:t>
+        <w:t>Участники (</w:t>
+      </w:r>
+      <w:proofErr w:type="spellStart"/>
+      <w:r>
+        <w:t>Actors</w:t>
+      </w:r>
+      <w:proofErr w:type="spellEnd"/>
+      <w:r>
+        <w:t>): Тренер, Менеджер по закупкам.</w:t>
       </w:r>
     </w:p>
     <w:p>
@@ -1097,7 +1119,15 @@
         <w:pStyle w:val="a1"/>
       </w:pPr>
       <w:r>
-        <w:t>Описание основного потока (success):</w:t>
+        <w:t>Описание основного потока (</w:t>
+      </w:r>
+      <w:proofErr w:type="spellStart"/>
+      <w:r>
+        <w:t>success</w:t>
+      </w:r>
+      <w:proofErr w:type="spellEnd"/>
+      <w:r>
+        <w:t>):</w:t>
       </w:r>
     </w:p>
     <w:p>
@@ -1177,7 +1207,15 @@
         <w:pStyle w:val="a1"/>
       </w:pPr>
       <w:r>
-        <w:t>Альтернативный поток (failure):</w:t>
+        <w:t>Альтернативный поток (</w:t>
+      </w:r>
+      <w:proofErr w:type="spellStart"/>
+      <w:r>
+        <w:t>failure</w:t>
+      </w:r>
+      <w:proofErr w:type="spellEnd"/>
+      <w:r>
+        <w:t>):</w:t>
       </w:r>
     </w:p>
     <w:p>
@@ -1199,6 +1237,9 @@
         <w:jc w:val="center"/>
       </w:pPr>
       <w:r>
+        <w:rPr>
+          <w:noProof/>
+        </w:rPr>
         <w:lastRenderedPageBreak/>
         <w:drawing>
           <wp:inline distT="0" distB="0" distL="0" distR="0" wp14:anchorId="65659CFF" wp14:editId="7316E88C">
@@ -1286,7 +1327,15 @@
         <w:pStyle w:val="a1"/>
       </w:pPr>
       <w:r>
-        <w:t>Участники (Actors): Кладовщик, Менеджер по закупкам.</w:t>
+        <w:t>Участники (</w:t>
+      </w:r>
+      <w:proofErr w:type="spellStart"/>
+      <w:r>
+        <w:t>Actors</w:t>
+      </w:r>
+      <w:proofErr w:type="spellEnd"/>
+      <w:r>
+        <w:t>): Кладовщик, Менеджер по закупкам.</w:t>
       </w:r>
     </w:p>
     <w:p>
@@ -1370,7 +1419,23 @@
         <w:pStyle w:val="a1"/>
       </w:pPr>
       <w:r>
-        <w:t>Альтернативный поток (partial receipt):</w:t>
+        <w:t>Альтернативный поток (</w:t>
+      </w:r>
+      <w:proofErr w:type="spellStart"/>
+      <w:r>
+        <w:t>partial</w:t>
+      </w:r>
+      <w:proofErr w:type="spellEnd"/>
+      <w:r>
+        <w:t xml:space="preserve"> </w:t>
+      </w:r>
+      <w:proofErr w:type="spellStart"/>
+      <w:r>
+        <w:t>receipt</w:t>
+      </w:r>
+      <w:proofErr w:type="spellEnd"/>
+      <w:r>
+        <w:t>):</w:t>
       </w:r>
     </w:p>
     <w:p>
@@ -1393,6 +1458,9 @@
         <w:jc w:val="center"/>
       </w:pPr>
       <w:r>
+        <w:rPr>
+          <w:noProof/>
+        </w:rPr>
         <w:drawing>
           <wp:inline distT="0" distB="0" distL="0" distR="0" wp14:anchorId="397FC92D" wp14:editId="072D2862">
             <wp:extent cx="6121400" cy="4582795"/>
@@ -1506,7 +1574,15 @@
         <w:pStyle w:val="a1"/>
       </w:pPr>
       <w:r>
-        <w:t>Участники (Actors): Спортсмен, Кладовщик.</w:t>
+        <w:t>Участники (</w:t>
+      </w:r>
+      <w:proofErr w:type="spellStart"/>
+      <w:r>
+        <w:t>Actors</w:t>
+      </w:r>
+      <w:proofErr w:type="spellEnd"/>
+      <w:r>
+        <w:t>): Спортсмен, Кладовщик.</w:t>
       </w:r>
     </w:p>
     <w:p>
@@ -1579,7 +1655,23 @@
         <w:pStyle w:val="a1"/>
       </w:pPr>
       <w:r>
-        <w:t>Альтернативный поток (debtor block):</w:t>
+        <w:t>Альтернативный поток (</w:t>
+      </w:r>
+      <w:proofErr w:type="spellStart"/>
+      <w:r>
+        <w:t>debtor</w:t>
+      </w:r>
+      <w:proofErr w:type="spellEnd"/>
+      <w:r>
+        <w:t xml:space="preserve"> </w:t>
+      </w:r>
+      <w:proofErr w:type="spellStart"/>
+      <w:r>
+        <w:t>block</w:t>
+      </w:r>
+      <w:proofErr w:type="spellEnd"/>
+      <w:r>
+        <w:t>):</w:t>
       </w:r>
     </w:p>
     <w:p>
@@ -1601,6 +1693,9 @@
         <w:jc w:val="center"/>
       </w:pPr>
       <w:r>
+        <w:rPr>
+          <w:noProof/>
+        </w:rPr>
         <w:drawing>
           <wp:inline distT="0" distB="0" distL="0" distR="0" wp14:anchorId="161DD48A" wp14:editId="279BE434">
             <wp:extent cx="6121400" cy="3929380"/>
@@ -1726,9 +1821,12 @@
         <w:jc w:val="center"/>
       </w:pPr>
       <w:r>
+        <w:rPr>
+          <w:noProof/>
+        </w:rPr>
         <w:drawing>
-          <wp:inline distT="0" distB="0" distL="0" distR="0" wp14:anchorId="3858B681" wp14:editId="3917A9ED">
-            <wp:extent cx="6121400" cy="4723765"/>
+          <wp:inline distT="0" distB="0" distL="0" distR="0" wp14:anchorId="3858B681" wp14:editId="21733427">
+            <wp:extent cx="6101356" cy="4723765"/>
             <wp:effectExtent l="0" t="0" r="0" b="635"/>
             <wp:docPr id="2108467092" name="Рисунок 1"/>
             <wp:cNvGraphicFramePr>
@@ -1738,11 +1836,17 @@
               <a:graphicData uri="http://schemas.openxmlformats.org/drawingml/2006/picture">
                 <pic:pic xmlns:pic="http://schemas.openxmlformats.org/drawingml/2006/picture">
                   <pic:nvPicPr>
-                    <pic:cNvPr id="2108467092" name=""/>
+                    <pic:cNvPr id="2108467092" name="Рисунок 1"/>
                     <pic:cNvPicPr/>
                   </pic:nvPicPr>
                   <pic:blipFill>
-                    <a:blip r:embed="rId12"/>
+                    <a:blip r:embed="rId12">
+                      <a:extLst>
+                        <a:ext uri="{28A0092B-C50C-407E-A947-70E740481C1C}">
+                          <a14:useLocalDpi xmlns:a14="http://schemas.microsoft.com/office/drawing/2010/main" val="0"/>
+                        </a:ext>
+                      </a:extLst>
+                    </a:blip>
                     <a:stretch>
                       <a:fillRect/>
                     </a:stretch>
@@ -1750,7 +1854,7 @@
                   <pic:spPr>
                     <a:xfrm>
                       <a:off x="0" y="0"/>
-                      <a:ext cx="6121400" cy="4723765"/>
+                      <a:ext cx="6101356" cy="4723765"/>
                     </a:xfrm>
                     <a:prstGeom prst="rect">
                       <a:avLst/>
